--- a/docs/documents-word/diagrammes_uml_mis_a_jour.docx
+++ b/docs/documents-word/diagrammes_uml_mis_a_jour.docx
@@ -13,7 +13,7 @@
       </w:pPr>
       <w:r>
         <w:rPr/>
-        <w:t>DIAGRAMMES UML — Application de Gestion des Documents Académiques</w:t>
+        <w:t>DIAGRAMMES UML — Application de Gestion des Documents Scolaires</w:t>
       </w:r>
     </w:p>
     <w:p>
@@ -532,7 +532,7 @@
       </w:pPr>
       <w:r>
         <w:rPr/>
-        <w:t>Ce diagramme représente les interactions entre les acteurs principaux et le système de gestion des documents académiques. Les acteurs humains restent à l’extérieur du système, tandis que les cas d’utilisation sont regroupés dans le rectangle système intitulé "Gestion de retrait de documents académiques".</w:t>
+        <w:t>Ce diagramme représente les interactions entre les acteurs principaux et le système de gestion des documents scolaires. Les acteurs humains restent à l’extérieur du système, tandis que les cas d’utilisation sont regroupés dans le rectangle système intitulé "Gestion de retrait de documents scolaires".</w:t>
       </w:r>
     </w:p>
     <w:p>
@@ -916,7 +916,7 @@
             </w:pPr>
             <w:r>
               <w:rPr/>
-              <w:t>Élève ou diplômé souhaitant consulter, demander ou retirer un document académique.</w:t>
+              <w:t>Élève ou diplômé souhaitant consulter, demander ou retirer un document scolaire.</w:t>
             </w:r>
           </w:p>
         </w:tc>
@@ -2493,7 +2493,7 @@
             </w:pPr>
             <w:r>
               <w:rPr/>
-              <w:t>Entité centrale représentant un document académique : diplôme, relevé ou duplicata.</w:t>
+              <w:t>Entité centrale représentant un document scolaire : diplôme, relevé ou duplicata.</w:t>
             </w:r>
           </w:p>
         </w:tc>
@@ -4084,7 +4084,7 @@
       </w:pPr>
       <w:r>
         <w:rPr/>
-        <w:t>SEQ-03 — Consultation des documents académiques</w:t>
+        <w:t>SEQ-03 — Consultation des documents scolaires</w:t>
       </w:r>
     </w:p>
     <w:p>
@@ -8207,7 +8207,7 @@
             </w:pPr>
             <w:r>
               <w:rPr/>
-              <w:t>Documents académiques suivis par l’application.</w:t>
+              <w:t>Documents scolaires suivis par l’application.</w:t>
             </w:r>
           </w:p>
         </w:tc>
